--- a/Course_Structures/07_Data_Science_Python.docx
+++ b/Course_Structures/07_Data_Science_Python.docx
@@ -561,6 +561,70 @@
         <w:pStyle w:val="Heading1"/>
       </w:pPr>
       <w:r>
+        <w:t>Stock Market Project Ideas (Bonus Extensions)</w:t>
+      </w:r>
+    </w:p>
+    <w:p>
+      <w:pPr>
+        <w:pStyle w:val="ListBullet"/>
+      </w:pPr>
+      <w:r>
+        <w:t>Stock Price Prediction – LSTM/time series model to predict next-day closing prices</w:t>
+      </w:r>
+    </w:p>
+    <w:p>
+      <w:pPr>
+        <w:pStyle w:val="ListBullet"/>
+      </w:pPr>
+      <w:r>
+        <w:t>Sentiment-Driven Trading Signals – NLP on financial news headlines to predict market direction</w:t>
+      </w:r>
+    </w:p>
+    <w:p>
+      <w:pPr>
+        <w:pStyle w:val="ListBullet"/>
+      </w:pPr>
+      <w:r>
+        <w:t>Portfolio Optimization – use Markowitz theory to find optimal stock allocation</w:t>
+      </w:r>
+    </w:p>
+    <w:p>
+      <w:pPr>
+        <w:pStyle w:val="ListBullet"/>
+      </w:pPr>
+      <w:r>
+        <w:t>Technical Indicator Dashboard – RSI, MACD, Bollinger Bands with Streamlit visualization</w:t>
+      </w:r>
+    </w:p>
+    <w:p>
+      <w:pPr>
+        <w:pStyle w:val="ListBullet"/>
+      </w:pPr>
+      <w:r>
+        <w:t>Stock Clustering – K-Means clustering of stocks by return patterns and volatility</w:t>
+      </w:r>
+    </w:p>
+    <w:p>
+      <w:pPr>
+        <w:pStyle w:val="ListBullet"/>
+      </w:pPr>
+      <w:r>
+        <w:t>Anomaly Detection in Trading – detect unusual volume spikes or price movements</w:t>
+      </w:r>
+    </w:p>
+    <w:p>
+      <w:pPr>
+        <w:pStyle w:val="ListBullet"/>
+      </w:pPr>
+      <w:r>
+        <w:t>Backtesting Engine – test trading strategies on historical data with performance metrics</w:t>
+      </w:r>
+    </w:p>
+    <w:p>
+      <w:pPr>
+        <w:pStyle w:val="Heading1"/>
+      </w:pPr>
+      <w:r>
         <w:t>Portfolio Outcome</w:t>
       </w:r>
     </w:p>
@@ -633,7 +697,7 @@
           <w:color w:val="666666"/>
           <w:sz w:val="20"/>
         </w:rPr>
-        <w:t>worldwithweb.com/courses</w:t>
+        <w:t>worldwithweb.com</w:t>
       </w:r>
       <w:r>
         <w:rPr>
